--- a/Test Doc.docx
+++ b/Test Doc.docx
@@ -8,7 +8,7 @@
       </w:pPr>
       <w:r>
         <w:drawing>
-          <wp:inline xmlns:wp14="http://schemas.microsoft.com/office/word/2010/wordprocessingDrawing" wp14:editId="31351810" wp14:anchorId="6C2AAA1A">
+          <wp:inline xmlns:wp14="http://schemas.microsoft.com/office/word/2010/wordprocessingDrawing" wp14:editId="19EED49F" wp14:anchorId="6C2AAA1A">
             <wp:extent cx="2562583" cy="4048690"/>
             <wp:effectExtent l="0" t="0" r="0" b="0"/>
             <wp:docPr id="991867629" name="drawing"/>
@@ -57,7 +57,7 @@
       </w:r>
       <w:r>
         <w:drawing>
-          <wp:inline xmlns:wp14="http://schemas.microsoft.com/office/word/2010/wordprocessingDrawing" wp14:editId="4FEA6E6E" wp14:anchorId="2929882B">
+          <wp:inline xmlns:wp14="http://schemas.microsoft.com/office/word/2010/wordprocessingDrawing" wp14:editId="2DB4AEE2" wp14:anchorId="2929882B">
             <wp:extent cx="4172532" cy="3143689"/>
             <wp:effectExtent l="0" t="0" r="0" b="0"/>
             <wp:docPr id="751834503" name="drawing"/>
@@ -115,7 +115,7 @@
       </w:pPr>
       <w:r>
         <w:drawing>
-          <wp:inline wp14:editId="2892E4F3" wp14:anchorId="39CC4ABB">
+          <wp:inline wp14:editId="71B02F9E" wp14:anchorId="39CC4ABB">
             <wp:extent cx="5353050" cy="5943600"/>
             <wp:effectExtent l="0" t="0" r="0" b="0"/>
             <wp:docPr id="271104961" name="drawing"/>
@@ -168,7 +168,7 @@
       </w:pPr>
       <w:r>
         <w:drawing>
-          <wp:inline wp14:editId="63278CE7" wp14:anchorId="1C5CF8E0">
+          <wp:inline wp14:editId="3824D717" wp14:anchorId="1C5CF8E0">
             <wp:extent cx="4182059" cy="3610479"/>
             <wp:effectExtent l="0" t="0" r="0" b="0"/>
             <wp:docPr id="322523087" name="drawing"/>
@@ -198,6 +198,64 @@
                     <a:xfrm>
                       <a:off x="0" y="0"/>
                       <a:ext cx="4182059" cy="3610479"/>
+                    </a:xfrm>
+                    <a:prstGeom prst="rect">
+                      <a:avLst/>
+                    </a:prstGeom>
+                  </pic:spPr>
+                </pic:pic>
+              </a:graphicData>
+            </a:graphic>
+          </wp:inline>
+        </w:drawing>
+      </w:r>
+    </w:p>
+    <w:p>
+      <w:pPr>
+        <w:pStyle w:val="Normal"/>
+      </w:pPr>
+    </w:p>
+    <w:p>
+      <w:pPr>
+        <w:pStyle w:val="Normal"/>
+      </w:pPr>
+    </w:p>
+    <w:p>
+      <w:pPr>
+        <w:pStyle w:val="Normal"/>
+      </w:pPr>
+      <w:r>
+        <w:drawing>
+          <wp:inline wp14:editId="2CD7C13B" wp14:anchorId="6ACFB281">
+            <wp:extent cx="2124075" cy="5943600"/>
+            <wp:effectExtent l="0" t="0" r="0" b="0"/>
+            <wp:docPr id="383216522" name="drawing"/>
+            <wp:cNvGraphicFramePr>
+              <a:graphicFrameLocks noChangeAspect="1"/>
+            </wp:cNvGraphicFramePr>
+            <a:graphic>
+              <a:graphicData xmlns:a="http://schemas.openxmlformats.org/drawingml/2006/main" uri="http://schemas.openxmlformats.org/drawingml/2006/picture">
+                <pic:pic xmlns:pic="http://schemas.openxmlformats.org/drawingml/2006/picture">
+                  <pic:nvPicPr>
+                    <pic:cNvPr id="383216522" name="Picture 383216522"/>
+                    <pic:cNvPicPr/>
+                  </pic:nvPicPr>
+                  <pic:blipFill>
+                    <a:blip xmlns:r="http://schemas.openxmlformats.org/officeDocument/2006/relationships" r:embed="rId2043342897">
+                      <a:extLst>
+                        <a:ext uri="{28A0092B-C50C-407E-A947-70E740481C1C}">
+                          <a14:useLocalDpi xmlns:a14="http://schemas.microsoft.com/office/drawing/2010/main"/>
+                        </a:ext>
+                      </a:extLst>
+                    </a:blip>
+                    <a:stretch>
+                      <a:fillRect/>
+                    </a:stretch>
+                  </pic:blipFill>
+                  <pic:spPr>
+                    <a:xfrm>
+                      <a:off x="0" y="0"/>
+                      <a:ext cx="2124075" cy="5943600"/>
                     </a:xfrm>
                     <a:prstGeom prst="rect">
                       <a:avLst/>
